--- a/Ovchinnikov's Laws/Laws/1. Модель Universal Law/Критерий 1 (Энергия и тонкая (связь)).docx
+++ b/Ovchinnikov's Laws/Laws/1. Модель Universal Law/Критерий 1 (Энергия и тонкая (связь)).docx
@@ -5047,17 +5047,27 @@
           <w:lang w:eastAsia="ru-RU"/>
           <w14:ligatures w14:val="none"/>
         </w:rPr>
-        <w:t xml:space="preserve"> - д</w:t>
-      </w:r>
-      <w:r>
-        <w:rPr>
-          <w:rFonts w:ascii="Times New Roman" w:eastAsia="Times New Roman" w:hAnsi="Times New Roman" w:cs="Times New Roman"/>
-          <w:color w:val="404040"/>
-          <w:kern w:val="0"/>
-          <w:lang w:eastAsia="ru-RU"/>
-          <w14:ligatures w14:val="none"/>
-        </w:rPr>
-        <w:t>ля</w:t>
+        <w:t>:</w:t>
+      </w:r>
+      <w:r>
+        <w:rPr>
+          <w:rFonts w:ascii="Times New Roman" w:eastAsia="Times New Roman" w:hAnsi="Times New Roman" w:cs="Times New Roman"/>
+          <w:color w:val="404040"/>
+          <w:kern w:val="0"/>
+          <w:lang w:eastAsia="ru-RU"/>
+          <w14:ligatures w14:val="none"/>
+        </w:rPr>
+        <w:t xml:space="preserve"> </w:t>
+      </w:r>
+      <w:r>
+        <w:rPr>
+          <w:rFonts w:ascii="Times New Roman" w:eastAsia="Times New Roman" w:hAnsi="Times New Roman" w:cs="Times New Roman"/>
+          <w:color w:val="404040"/>
+          <w:kern w:val="0"/>
+          <w:lang w:eastAsia="ru-RU"/>
+          <w14:ligatures w14:val="none"/>
+        </w:rPr>
+        <w:t>для</w:t>
       </w:r>
       <w:r>
         <w:rPr>
